--- a/Validation/VALIDATION.docx
+++ b/Validation/VALIDATION.docx
@@ -79,7 +79,7 @@
           <w:color w:val="595959"/>
           <w:sz w:val="18"/>
         </w:rPr>
-        <w:t>Generated 21 September 2026</w:t>
+        <w:t>Generated 26 September 2026</w:t>
       </w:r>
     </w:p>
     <w:p>
